--- a/sql/README.docx
+++ b/sql/README.docx
@@ -124,13 +124,7 @@
     </w:p>
     <w:p>
       <w:r>
-        <w:t>No se necesita Word, Python, LibreOffice ni un contenedor en el servidor. Esas</w:t>
-      </w:r>
-      <w:r>
-        <w:t xml:space="preserve"> </w:t>
-      </w:r>
-      <w:r>
-        <w:t>herramientas solo intervienen localmente al compilar una plantilla.</w:t>
+        <w:t>No se necesita Word, Python, LibreOffice ni un contenedor en el servidor. Esas herramientas solo intervienen localmente al compilar una plantilla.</w:t>
       </w:r>
     </w:p>
     <w:p>
@@ -188,7 +182,40 @@
                 <w:color w:val="233648"/>
                 <w:sz w:val="16"/>
               </w:rPr>
-              <w:t>@install.sql</w:t>
+              <w:t>-- Ejemplo con SQLcl, conectado como el parsing schema de la aplicación</w:t>
+            </w:r>
+            <w:r>
+              <w:br/>
+            </w:r>
+            <w:r>
+              <w:rPr>
+                <w:rFonts w:ascii="Consolas" w:hAnsi="Consolas"/>
+                <w:color w:val="233648"/>
+                <w:sz w:val="16"/>
+              </w:rPr>
+              <w:t>sql APP_SCHEMA@//servidor:1521/servicio</w:t>
+            </w:r>
+            <w:r>
+              <w:br/>
+            </w:r>
+            <w:r>
+              <w:rPr>
+                <w:rFonts w:ascii="Consolas" w:hAnsi="Consolas"/>
+                <w:color w:val="233648"/>
+                <w:sz w:val="16"/>
+              </w:rPr>
+              <w:t>cd sql                       -- carpeta sql/ de este proyecto</w:t>
+            </w:r>
+            <w:r>
+              <w:br/>
+            </w:r>
+            <w:r>
+              <w:rPr>
+                <w:rFonts w:ascii="Consolas" w:hAnsi="Consolas"/>
+                <w:color w:val="233648"/>
+                <w:sz w:val="16"/>
+              </w:rPr>
+              <w:t>@install.sql                 -- crea package y body, verifica USER_ERRORS y VALID</w:t>
             </w:r>
           </w:p>
         </w:tc>
@@ -207,13 +234,7 @@
         <w:t>USER_ERRORS</w:t>
       </w:r>
       <w:r>
-        <w:t xml:space="preserve"> y</w:t>
-      </w:r>
-      <w:r>
-        <w:t xml:space="preserve"> </w:t>
-      </w:r>
-      <w:r>
-        <w:t xml:space="preserve">exige que el package y su body figuren como </w:t>
+        <w:t xml:space="preserve"> y exige que el package y su body figuren como </w:t>
       </w:r>
       <w:r>
         <w:rPr>
@@ -235,25 +256,707 @@
         <w:t>USER_OBJECTS</w:t>
       </w:r>
       <w:r>
-        <w:t>, para</w:t>
+        <w:t>, para evitar aceptar silenciosamente un package inválido. Al iniciar muestra la versión del compilador con la que se distribuye (1.0.0); el package no expone su versión en ejecución, así que reinstálelo cuando cambie este archivo.</w:t>
       </w:r>
+    </w:p>
+    <w:tbl>
+      <w:tblPr>
+        <w:tblW w:type="auto" w:w="0"/>
+        <w:jc w:val="center"/>
+        <w:tblLayout w:type="fixed"/>
+        <w:tblLook w:firstColumn="1" w:firstRow="1" w:lastColumn="0" w:lastRow="0" w:noHBand="0" w:noVBand="1" w:val="04A0"/>
+        <w:tblBorders>
+          <w:top w:val="nil"/>
+          <w:left w:val="nil"/>
+          <w:bottom w:val="nil"/>
+          <w:right w:val="nil"/>
+          <w:insideH w:val="nil"/>
+          <w:insideV w:val="nil"/>
+        </w:tblBorders>
+      </w:tblPr>
+      <w:tblGrid>
+        <w:gridCol w:w="4986"/>
+        <w:gridCol w:w="4986"/>
+      </w:tblGrid>
+      <w:tr>
+        <w:trPr>
+          <w:cantSplit w:val="true"/>
+        </w:trPr>
+        <w:tc>
+          <w:tcPr>
+            <w:tcW w:type="dxa" w:w="1871"/>
+            <w:vAlign w:val="center"/>
+            <w:tcMar>
+              <w:top w:w="40" w:type="dxa"/>
+              <w:start w:w="60" w:type="dxa"/>
+              <w:bottom w:w="40" w:type="dxa"/>
+              <w:end w:w="140" w:type="dxa"/>
+            </w:tcMar>
+          </w:tcPr>
+          <w:p>
+            <w:pPr>
+              <w:keepNext/>
+              <w:spacing w:after="0"/>
+              <w:jc w:val="right"/>
+            </w:pPr>
+            <w:r>
+              <w:rPr>
+                <w:rFonts w:ascii="Aptos" w:hAnsi="Aptos"/>
+                <w:b/>
+                <w:color w:val="4A5563"/>
+                <w:sz w:val="14"/>
+              </w:rPr>
+              <w:t>DBA / INFORMÁTICA</w:t>
+            </w:r>
+          </w:p>
+        </w:tc>
+        <w:tc>
+          <w:tcPr>
+            <w:tcW w:type="dxa" w:w="6350"/>
+            <w:vAlign w:val="center"/>
+            <w:shd w:fill="E8EDF2"/>
+            <w:tcBorders>
+              <w:top w:val="single" w:sz="8" w:space="0" w:color="283848"/>
+              <w:left w:val="single" w:sz="8" w:space="0" w:color="283848"/>
+              <w:bottom w:val="single" w:sz="8" w:space="0" w:color="283848"/>
+              <w:right w:val="single" w:sz="8" w:space="0" w:color="283848"/>
+            </w:tcBorders>
+            <w:tcMar>
+              <w:top w:w="70" w:type="dxa"/>
+              <w:start w:w="140" w:type="dxa"/>
+              <w:bottom w:w="70" w:type="dxa"/>
+              <w:end w:w="140" w:type="dxa"/>
+            </w:tcMar>
+          </w:tcPr>
+          <w:p>
+            <w:pPr>
+              <w:keepNext/>
+              <w:spacing w:after="0"/>
+              <w:jc w:val="center"/>
+            </w:pPr>
+            <w:r>
+              <w:rPr>
+                <w:b/>
+                <w:color w:val="283848"/>
+                <w:sz w:val="17"/>
+              </w:rPr>
+              <w:t>Conectarse como el parsing schema</w:t>
+            </w:r>
+          </w:p>
+          <w:p>
+            <w:pPr>
+              <w:keepNext/>
+              <w:spacing w:after="0"/>
+              <w:jc w:val="center"/>
+            </w:pPr>
+            <w:r>
+              <w:rPr>
+                <w:sz w:val="15"/>
+              </w:rPr>
+              <w:t>nunca como SYS ni con un usuario distinto del de la aplicación</w:t>
+            </w:r>
+          </w:p>
+        </w:tc>
+      </w:tr>
+      <w:tr>
+        <w:trPr>
+          <w:cantSplit w:val="true"/>
+        </w:trPr>
+        <w:tc>
+          <w:tcPr>
+            <w:tcW w:type="dxa" w:w="1871"/>
+          </w:tcPr>
+          <w:p>
+            <w:pPr>
+              <w:keepNext/>
+            </w:pPr>
+          </w:p>
+        </w:tc>
+        <w:tc>
+          <w:tcPr>
+            <w:tcW w:type="dxa" w:w="6350"/>
+          </w:tcPr>
+          <w:p>
+            <w:pPr>
+              <w:keepNext/>
+              <w:spacing w:after="0" w:line="216" w:lineRule="auto"/>
+              <w:jc w:val="center"/>
+            </w:pPr>
+            <w:r>
+              <w:rPr>
+                <w:color w:val="4A5563"/>
+                <w:sz w:val="18"/>
+              </w:rPr>
+              <w:t>▼</w:t>
+            </w:r>
+          </w:p>
+        </w:tc>
+      </w:tr>
+      <w:tr>
+        <w:trPr>
+          <w:cantSplit w:val="true"/>
+        </w:trPr>
+        <w:tc>
+          <w:tcPr>
+            <w:tcW w:type="dxa" w:w="1871"/>
+            <w:vAlign w:val="center"/>
+            <w:tcMar>
+              <w:top w:w="40" w:type="dxa"/>
+              <w:start w:w="60" w:type="dxa"/>
+              <w:bottom w:w="40" w:type="dxa"/>
+              <w:end w:w="140" w:type="dxa"/>
+            </w:tcMar>
+          </w:tcPr>
+          <w:p>
+            <w:pPr>
+              <w:keepNext/>
+              <w:spacing w:after="0"/>
+              <w:jc w:val="right"/>
+            </w:pPr>
+            <w:r>
+              <w:rPr>
+                <w:rFonts w:ascii="Aptos" w:hAnsi="Aptos"/>
+                <w:b/>
+                <w:color w:val="B7791F"/>
+                <w:sz w:val="14"/>
+              </w:rPr>
+              <w:t>INSTALACIÓN</w:t>
+            </w:r>
+          </w:p>
+        </w:tc>
+        <w:tc>
+          <w:tcPr>
+            <w:tcW w:type="dxa" w:w="6350"/>
+            <w:vAlign w:val="center"/>
+            <w:shd w:fill="FDF3E1"/>
+            <w:tcBorders>
+              <w:top w:val="dashed" w:sz="10" w:space="0" w:color="B7791F"/>
+              <w:left w:val="dashed" w:sz="10" w:space="0" w:color="B7791F"/>
+              <w:bottom w:val="dashed" w:sz="10" w:space="0" w:color="B7791F"/>
+              <w:right w:val="dashed" w:sz="10" w:space="0" w:color="B7791F"/>
+            </w:tcBorders>
+            <w:tcMar>
+              <w:top w:w="70" w:type="dxa"/>
+              <w:start w:w="140" w:type="dxa"/>
+              <w:bottom w:w="70" w:type="dxa"/>
+              <w:end w:w="140" w:type="dxa"/>
+            </w:tcMar>
+          </w:tcPr>
+          <w:p>
+            <w:pPr>
+              <w:keepNext/>
+              <w:spacing w:after="0"/>
+              <w:jc w:val="center"/>
+            </w:pPr>
+            <w:r>
+              <w:rPr>
+                <w:b/>
+                <w:color w:val="B7791F"/>
+                <w:sz w:val="17"/>
+              </w:rPr>
+              <w:t>◆ ¿Se dispone de SQLcl o SQL*Plus?</w:t>
+            </w:r>
+          </w:p>
+          <w:p>
+            <w:pPr>
+              <w:keepNext/>
+              <w:spacing w:after="0"/>
+              <w:jc w:val="center"/>
+            </w:pPr>
+            <w:r>
+              <w:rPr>
+                <w:sz w:val="15"/>
+              </w:rPr>
+              <w:t>No: SQL Workshop &gt; SQL Scripts y ejecutar pkg_corporate_reports.sql</w:t>
+            </w:r>
+          </w:p>
+        </w:tc>
+      </w:tr>
+      <w:tr>
+        <w:trPr>
+          <w:cantSplit w:val="true"/>
+        </w:trPr>
+        <w:tc>
+          <w:tcPr>
+            <w:tcW w:type="dxa" w:w="1871"/>
+          </w:tcPr>
+          <w:p>
+            <w:pPr>
+              <w:keepNext/>
+            </w:pPr>
+          </w:p>
+        </w:tc>
+        <w:tc>
+          <w:tcPr>
+            <w:tcW w:type="dxa" w:w="6350"/>
+          </w:tcPr>
+          <w:p>
+            <w:pPr>
+              <w:keepNext/>
+              <w:spacing w:after="0" w:line="216" w:lineRule="auto"/>
+              <w:jc w:val="center"/>
+            </w:pPr>
+            <w:r>
+              <w:rPr>
+                <w:color w:val="4A5563"/>
+                <w:sz w:val="18"/>
+              </w:rPr>
+              <w:t>▼</w:t>
+            </w:r>
+            <w:r>
+              <w:rPr>
+                <w:b/>
+                <w:color w:val="B7791F"/>
+                <w:sz w:val="15"/>
+              </w:rPr>
+              <w:t xml:space="preserve">  Sí</w:t>
+            </w:r>
+          </w:p>
+        </w:tc>
+      </w:tr>
+      <w:tr>
+        <w:trPr>
+          <w:cantSplit w:val="true"/>
+        </w:trPr>
+        <w:tc>
+          <w:tcPr>
+            <w:tcW w:type="dxa" w:w="1871"/>
+            <w:vAlign w:val="center"/>
+            <w:tcMar>
+              <w:top w:w="40" w:type="dxa"/>
+              <w:start w:w="60" w:type="dxa"/>
+              <w:bottom w:w="40" w:type="dxa"/>
+              <w:end w:w="140" w:type="dxa"/>
+            </w:tcMar>
+          </w:tcPr>
+          <w:p>
+            <w:pPr>
+              <w:keepNext/>
+              <w:spacing w:after="0"/>
+              <w:jc w:val="right"/>
+            </w:pPr>
+            <w:r>
+              <w:rPr>
+                <w:rFonts w:ascii="Aptos" w:hAnsi="Aptos"/>
+                <w:b/>
+                <w:color w:val="4A5563"/>
+                <w:sz w:val="14"/>
+              </w:rPr>
+              <w:t>INSTALACIÓN</w:t>
+            </w:r>
+          </w:p>
+        </w:tc>
+        <w:tc>
+          <w:tcPr>
+            <w:tcW w:type="dxa" w:w="6350"/>
+            <w:vAlign w:val="center"/>
+            <w:shd w:fill="E8EDF2"/>
+            <w:tcBorders>
+              <w:top w:val="single" w:sz="8" w:space="0" w:color="283848"/>
+              <w:left w:val="single" w:sz="8" w:space="0" w:color="283848"/>
+              <w:bottom w:val="single" w:sz="8" w:space="0" w:color="283848"/>
+              <w:right w:val="single" w:sz="8" w:space="0" w:color="283848"/>
+            </w:tcBorders>
+            <w:tcMar>
+              <w:top w:w="70" w:type="dxa"/>
+              <w:start w:w="140" w:type="dxa"/>
+              <w:bottom w:w="70" w:type="dxa"/>
+              <w:end w:w="140" w:type="dxa"/>
+            </w:tcMar>
+          </w:tcPr>
+          <w:p>
+            <w:pPr>
+              <w:keepNext/>
+              <w:spacing w:after="0"/>
+              <w:jc w:val="center"/>
+            </w:pPr>
+            <w:r>
+              <w:rPr>
+                <w:b/>
+                <w:color w:val="283848"/>
+                <w:sz w:val="17"/>
+              </w:rPr>
+              <w:t>Ejecutar @install.sql</w:t>
+            </w:r>
+          </w:p>
+          <w:p>
+            <w:pPr>
+              <w:keepNext/>
+              <w:spacing w:after="0"/>
+              <w:jc w:val="center"/>
+            </w:pPr>
+            <w:r>
+              <w:rPr>
+                <w:sz w:val="15"/>
+              </w:rPr>
+              <w:t>CREATE OR REPLACE PACKAGE y PACKAGE BODY</w:t>
+            </w:r>
+          </w:p>
+        </w:tc>
+      </w:tr>
+      <w:tr>
+        <w:trPr>
+          <w:cantSplit w:val="true"/>
+        </w:trPr>
+        <w:tc>
+          <w:tcPr>
+            <w:tcW w:type="dxa" w:w="1871"/>
+          </w:tcPr>
+          <w:p>
+            <w:pPr>
+              <w:keepNext/>
+            </w:pPr>
+          </w:p>
+        </w:tc>
+        <w:tc>
+          <w:tcPr>
+            <w:tcW w:type="dxa" w:w="6350"/>
+          </w:tcPr>
+          <w:p>
+            <w:pPr>
+              <w:keepNext/>
+              <w:spacing w:after="0" w:line="216" w:lineRule="auto"/>
+              <w:jc w:val="center"/>
+            </w:pPr>
+            <w:r>
+              <w:rPr>
+                <w:color w:val="4A5563"/>
+                <w:sz w:val="18"/>
+              </w:rPr>
+              <w:t>▼</w:t>
+            </w:r>
+          </w:p>
+        </w:tc>
+      </w:tr>
+      <w:tr>
+        <w:trPr>
+          <w:cantSplit w:val="true"/>
+        </w:trPr>
+        <w:tc>
+          <w:tcPr>
+            <w:tcW w:type="dxa" w:w="1871"/>
+            <w:vAlign w:val="center"/>
+            <w:tcMar>
+              <w:top w:w="40" w:type="dxa"/>
+              <w:start w:w="60" w:type="dxa"/>
+              <w:bottom w:w="40" w:type="dxa"/>
+              <w:end w:w="140" w:type="dxa"/>
+            </w:tcMar>
+          </w:tcPr>
+          <w:p>
+            <w:pPr>
+              <w:keepNext/>
+              <w:spacing w:after="0"/>
+              <w:jc w:val="right"/>
+            </w:pPr>
+            <w:r>
+              <w:rPr>
+                <w:rFonts w:ascii="Aptos" w:hAnsi="Aptos"/>
+                <w:b/>
+                <w:color w:val="B7791F"/>
+                <w:sz w:val="14"/>
+              </w:rPr>
+              <w:t>VERIFICACIÓN</w:t>
+            </w:r>
+          </w:p>
+        </w:tc>
+        <w:tc>
+          <w:tcPr>
+            <w:tcW w:type="dxa" w:w="6350"/>
+            <w:vAlign w:val="center"/>
+            <w:shd w:fill="FDF3E1"/>
+            <w:tcBorders>
+              <w:top w:val="dashed" w:sz="10" w:space="0" w:color="B7791F"/>
+              <w:left w:val="dashed" w:sz="10" w:space="0" w:color="B7791F"/>
+              <w:bottom w:val="dashed" w:sz="10" w:space="0" w:color="B7791F"/>
+              <w:right w:val="dashed" w:sz="10" w:space="0" w:color="B7791F"/>
+            </w:tcBorders>
+            <w:tcMar>
+              <w:top w:w="70" w:type="dxa"/>
+              <w:start w:w="140" w:type="dxa"/>
+              <w:bottom w:w="70" w:type="dxa"/>
+              <w:end w:w="140" w:type="dxa"/>
+            </w:tcMar>
+          </w:tcPr>
+          <w:p>
+            <w:pPr>
+              <w:keepNext/>
+              <w:spacing w:after="0"/>
+              <w:jc w:val="center"/>
+            </w:pPr>
+            <w:r>
+              <w:rPr>
+                <w:b/>
+                <w:color w:val="B7791F"/>
+                <w:sz w:val="17"/>
+              </w:rPr>
+              <w:t>◆ ¿Package y body VALID, sin filas en USER_ERRORS?</w:t>
+            </w:r>
+          </w:p>
+          <w:p>
+            <w:pPr>
+              <w:keepNext/>
+              <w:spacing w:after="0"/>
+              <w:jc w:val="center"/>
+            </w:pPr>
+            <w:r>
+              <w:rPr>
+                <w:sz w:val="15"/>
+              </w:rPr>
+              <w:t>No: revisar privilegios directos y la versión de APEX; reinstalar</w:t>
+            </w:r>
+          </w:p>
+        </w:tc>
+      </w:tr>
+      <w:tr>
+        <w:trPr>
+          <w:cantSplit w:val="true"/>
+        </w:trPr>
+        <w:tc>
+          <w:tcPr>
+            <w:tcW w:type="dxa" w:w="1871"/>
+          </w:tcPr>
+          <w:p>
+            <w:pPr>
+              <w:keepNext/>
+            </w:pPr>
+          </w:p>
+        </w:tc>
+        <w:tc>
+          <w:tcPr>
+            <w:tcW w:type="dxa" w:w="6350"/>
+          </w:tcPr>
+          <w:p>
+            <w:pPr>
+              <w:keepNext/>
+              <w:spacing w:after="0" w:line="216" w:lineRule="auto"/>
+              <w:jc w:val="center"/>
+            </w:pPr>
+            <w:r>
+              <w:rPr>
+                <w:color w:val="4A5563"/>
+                <w:sz w:val="18"/>
+              </w:rPr>
+              <w:t>▼</w:t>
+            </w:r>
+            <w:r>
+              <w:rPr>
+                <w:b/>
+                <w:color w:val="B7791F"/>
+                <w:sz w:val="15"/>
+              </w:rPr>
+              <w:t xml:space="preserve">  Sí</w:t>
+            </w:r>
+          </w:p>
+        </w:tc>
+      </w:tr>
+      <w:tr>
+        <w:trPr>
+          <w:cantSplit w:val="true"/>
+        </w:trPr>
+        <w:tc>
+          <w:tcPr>
+            <w:tcW w:type="dxa" w:w="1871"/>
+            <w:vAlign w:val="center"/>
+            <w:tcMar>
+              <w:top w:w="40" w:type="dxa"/>
+              <w:start w:w="60" w:type="dxa"/>
+              <w:bottom w:w="40" w:type="dxa"/>
+              <w:end w:w="140" w:type="dxa"/>
+            </w:tcMar>
+          </w:tcPr>
+          <w:p>
+            <w:pPr>
+              <w:keepNext/>
+              <w:spacing w:after="0"/>
+              <w:jc w:val="right"/>
+            </w:pPr>
+            <w:r>
+              <w:rPr>
+                <w:rFonts w:ascii="Aptos" w:hAnsi="Aptos"/>
+                <w:b/>
+                <w:color w:val="4A5563"/>
+                <w:sz w:val="14"/>
+              </w:rPr>
+              <w:t>SEGURIDAD</w:t>
+            </w:r>
+          </w:p>
+        </w:tc>
+        <w:tc>
+          <w:tcPr>
+            <w:tcW w:type="dxa" w:w="6350"/>
+            <w:vAlign w:val="center"/>
+            <w:shd w:fill="E8EDF2"/>
+            <w:tcBorders>
+              <w:top w:val="single" w:sz="8" w:space="0" w:color="283848"/>
+              <w:left w:val="single" w:sz="8" w:space="0" w:color="283848"/>
+              <w:bottom w:val="single" w:sz="8" w:space="0" w:color="283848"/>
+              <w:right w:val="single" w:sz="8" w:space="0" w:color="283848"/>
+            </w:tcBorders>
+            <w:tcMar>
+              <w:top w:w="70" w:type="dxa"/>
+              <w:start w:w="140" w:type="dxa"/>
+              <w:bottom w:w="70" w:type="dxa"/>
+              <w:end w:w="140" w:type="dxa"/>
+            </w:tcMar>
+          </w:tcPr>
+          <w:p>
+            <w:pPr>
+              <w:keepNext/>
+              <w:spacing w:after="0"/>
+              <w:jc w:val="center"/>
+            </w:pPr>
+            <w:r>
+              <w:rPr>
+                <w:b/>
+                <w:color w:val="283848"/>
+                <w:sz w:val="17"/>
+              </w:rPr>
+              <w:t>Mantener AUTHID CURRENT_USER y no conceder EXECUTE a PUBLIC</w:t>
+            </w:r>
+          </w:p>
+          <w:p>
+            <w:pPr>
+              <w:keepNext/>
+              <w:spacing w:after="0"/>
+              <w:jc w:val="center"/>
+            </w:pPr>
+            <w:r>
+              <w:rPr>
+                <w:sz w:val="15"/>
+              </w:rPr>
+              <w:t>una sola instalación sirve a todos los reportes</w:t>
+            </w:r>
+          </w:p>
+        </w:tc>
+      </w:tr>
+      <w:tr>
+        <w:trPr>
+          <w:cantSplit w:val="true"/>
+        </w:trPr>
+        <w:tc>
+          <w:tcPr>
+            <w:tcW w:type="dxa" w:w="1871"/>
+          </w:tcPr>
+          <w:p>
+            <w:pPr>
+              <w:keepNext/>
+            </w:pPr>
+          </w:p>
+        </w:tc>
+        <w:tc>
+          <w:tcPr>
+            <w:tcW w:type="dxa" w:w="6350"/>
+          </w:tcPr>
+          <w:p>
+            <w:pPr>
+              <w:keepNext/>
+              <w:spacing w:after="0" w:line="216" w:lineRule="auto"/>
+              <w:jc w:val="center"/>
+            </w:pPr>
+            <w:r>
+              <w:rPr>
+                <w:color w:val="4A5563"/>
+                <w:sz w:val="18"/>
+              </w:rPr>
+              <w:t>▼</w:t>
+            </w:r>
+          </w:p>
+        </w:tc>
+      </w:tr>
+      <w:tr>
+        <w:trPr>
+          <w:cantSplit w:val="true"/>
+        </w:trPr>
+        <w:tc>
+          <w:tcPr>
+            <w:tcW w:type="dxa" w:w="1871"/>
+            <w:vAlign w:val="center"/>
+            <w:tcMar>
+              <w:top w:w="40" w:type="dxa"/>
+              <w:start w:w="60" w:type="dxa"/>
+              <w:bottom w:w="40" w:type="dxa"/>
+              <w:end w:w="140" w:type="dxa"/>
+            </w:tcMar>
+          </w:tcPr>
+          <w:p>
+            <w:pPr>
+              <w:keepNext/>
+              <w:spacing w:after="0"/>
+              <w:jc w:val="right"/>
+            </w:pPr>
+            <w:r>
+              <w:rPr>
+                <w:rFonts w:ascii="Aptos" w:hAnsi="Aptos"/>
+                <w:b/>
+                <w:color w:val="4A5563"/>
+                <w:sz w:val="14"/>
+              </w:rPr>
+              <w:t>APEX</w:t>
+            </w:r>
+          </w:p>
+        </w:tc>
+        <w:tc>
+          <w:tcPr>
+            <w:tcW w:type="dxa" w:w="6350"/>
+            <w:vAlign w:val="center"/>
+            <w:shd w:fill="E8EDF2"/>
+            <w:tcBorders>
+              <w:top w:val="single" w:sz="8" w:space="0" w:color="283848"/>
+              <w:left w:val="single" w:sz="8" w:space="0" w:color="283848"/>
+              <w:bottom w:val="single" w:sz="8" w:space="0" w:color="283848"/>
+              <w:right w:val="single" w:sz="8" w:space="0" w:color="283848"/>
+            </w:tcBorders>
+            <w:tcMar>
+              <w:top w:w="70" w:type="dxa"/>
+              <w:start w:w="140" w:type="dxa"/>
+              <w:bottom w:w="70" w:type="dxa"/>
+              <w:end w:w="140" w:type="dxa"/>
+            </w:tcMar>
+          </w:tcPr>
+          <w:p>
+            <w:pPr>
+              <w:keepNext/>
+              <w:spacing w:after="0"/>
+              <w:jc w:val="center"/>
+            </w:pPr>
+            <w:r>
+              <w:rPr>
+                <w:b/>
+                <w:color w:val="283848"/>
+                <w:sz w:val="17"/>
+              </w:rPr>
+              <w:t>Pegar en cada página el apex_process.sql generado</w:t>
+            </w:r>
+          </w:p>
+          <w:p>
+            <w:pPr>
+              <w:keepNext/>
+              <w:spacing w:after="0"/>
+              <w:jc w:val="center"/>
+            </w:pPr>
+            <w:r>
+              <w:rPr>
+                <w:sz w:val="15"/>
+              </w:rPr>
+              <w:t>se genera automáticamente al compilar cada reporte</w:t>
+            </w:r>
+          </w:p>
+        </w:tc>
+      </w:tr>
+    </w:tbl>
+    <w:p>
+      <w:pPr>
+        <w:spacing w:before="60"/>
+        <w:jc w:val="center"/>
+      </w:pPr>
       <w:r>
-        <w:t xml:space="preserve"> </w:t>
-      </w:r>
-      <w:r>
-        <w:t>evitar aceptar silenciosamente un package inválido. El instalador anuncia la</w:t>
-      </w:r>
-      <w:r>
-        <w:t xml:space="preserve"> </w:t>
-      </w:r>
-      <w:r>
-        <w:t>versión del script (versión 8 del package, compilador 1.0.0); el package no</w:t>
-      </w:r>
-      <w:r>
-        <w:t xml:space="preserve"> </w:t>
-      </w:r>
-      <w:r>
-        <w:t>expone su versión en ejecución, así que reinstálelo cuando cambie este archivo.</w:t>
+        <w:rPr>
+          <w:i/>
+          <w:color w:val="4A5563"/>
+          <w:sz w:val="16"/>
+        </w:rPr>
+        <w:t>Figura 1. Instalación y verificación del package</w:t>
       </w:r>
     </w:p>
     <w:p>
@@ -412,6 +1115,17 @@
                 <w:color w:val="233648"/>
                 <w:sz w:val="16"/>
               </w:rPr>
+              <w:t>-- Errores de compilación: no debe devolver filas</w:t>
+            </w:r>
+            <w:r>
+              <w:br/>
+            </w:r>
+            <w:r>
+              <w:rPr>
+                <w:rFonts w:ascii="Consolas" w:hAnsi="Consolas"/>
+                <w:color w:val="233648"/>
+                <w:sz w:val="16"/>
+              </w:rPr>
               <w:t>select type, line, position, text</w:t>
             </w:r>
             <w:r>
@@ -446,6 +1160,53 @@
                 <w:sz w:val="16"/>
               </w:rPr>
               <w:t>order by sequence;</w:t>
+            </w:r>
+            <w:r>
+              <w:br/>
+            </w:r>
+            <w:r>
+              <w:br/>
+            </w:r>
+            <w:r>
+              <w:rPr>
+                <w:rFonts w:ascii="Consolas" w:hAnsi="Consolas"/>
+                <w:color w:val="233648"/>
+                <w:sz w:val="16"/>
+              </w:rPr>
+              <w:t>-- Estado: deben aparecer PACKAGE y PACKAGE BODY con status VALID</w:t>
+            </w:r>
+            <w:r>
+              <w:br/>
+            </w:r>
+            <w:r>
+              <w:rPr>
+                <w:rFonts w:ascii="Consolas" w:hAnsi="Consolas"/>
+                <w:color w:val="233648"/>
+                <w:sz w:val="16"/>
+              </w:rPr>
+              <w:t>select object_type, status</w:t>
+            </w:r>
+            <w:r>
+              <w:br/>
+            </w:r>
+            <w:r>
+              <w:rPr>
+                <w:rFonts w:ascii="Consolas" w:hAnsi="Consolas"/>
+                <w:color w:val="233648"/>
+                <w:sz w:val="16"/>
+              </w:rPr>
+              <w:t>from user_objects</w:t>
+            </w:r>
+            <w:r>
+              <w:br/>
+            </w:r>
+            <w:r>
+              <w:rPr>
+                <w:rFonts w:ascii="Consolas" w:hAnsi="Consolas"/>
+                <w:color w:val="233648"/>
+                <w:sz w:val="16"/>
+              </w:rPr>
+              <w:t>where object_name = 'PKG_CORPORATE_REPORTS';</w:t>
             </w:r>
           </w:p>
         </w:tc>
@@ -756,17 +1517,10 @@
         <w:keepNext/>
       </w:pPr>
       <w:r>
-        <w:t>API nueva y compatibilidad</w:t>
+        <w:t>API pública</w:t>
       </w:r>
     </w:p>
     <w:p>
-      <w:pPr>
-        <w:spacing w:after="60"/>
-        <w:ind w:left="369" w:hanging="255"/>
-      </w:pPr>
-      <w:r>
-        <w:t xml:space="preserve">• </w:t>
-      </w:r>
       <w:r>
         <w:rPr>
           <w:rFonts w:ascii="Consolas" w:hAnsi="Consolas"/>
@@ -776,16 +1530,7 @@
         <w:t>DOWNLOAD_QUERY</w:t>
       </w:r>
       <w:r>
-        <w:t>: ejecuta una única consulta declarativa con parámetros, columnas y estilos compilados desde Word.</w:t>
-      </w:r>
-    </w:p>
-    <w:p>
-      <w:pPr>
-        <w:spacing w:after="60"/>
-        <w:ind w:left="369" w:hanging="255"/>
-      </w:pPr>
-      <w:r>
-        <w:t xml:space="preserve">• </w:t>
+        <w:t xml:space="preserve"> ejecuta una única consulta declarativa con parámetros, columnas y estilos compilados desde Word. Es la operación que invoca el </w:t>
       </w:r>
       <w:r>
         <w:rPr>
@@ -793,23 +1538,204 @@
           <w:color w:val="233648"/>
           <w:sz w:val="16"/>
         </w:rPr>
-        <w:t>DOWNLOAD_IG</w:t>
+        <w:t>apex_process.sql</w:t>
       </w:r>
       <w:r>
-        <w:t xml:space="preserve"> y </w:t>
-      </w:r>
-      <w:r>
-        <w:rPr>
-          <w:rFonts w:ascii="Consolas" w:hAnsi="Consolas"/>
-          <w:color w:val="233648"/>
-          <w:sz w:val="16"/>
-        </w:rPr>
-        <w:t>DOWNLOAD_IG_PDF</w:t>
-      </w:r>
-      <w:r>
-        <w:t>: conservan el flujo anterior de Interactive Grid, incluidas exclusiones y spans posicionales.</w:t>
+        <w:t xml:space="preserve"> que el compilador genera automáticamente para cada reporte; no hace falta escribir la llamada a mano. Extracto comentado de un proceso generado:</w:t>
       </w:r>
     </w:p>
+    <w:tbl>
+      <w:tblPr>
+        <w:tblW w:type="auto" w:w="0"/>
+        <w:jc w:val="center"/>
+        <w:tblLook w:firstColumn="1" w:firstRow="1" w:lastColumn="0" w:lastRow="0" w:noHBand="0" w:noVBand="1" w:val="04A0"/>
+      </w:tblPr>
+      <w:tblGrid>
+        <w:gridCol w:w="9972"/>
+      </w:tblGrid>
+      <w:tr>
+        <w:tc>
+          <w:tcPr>
+            <w:tcW w:type="dxa" w:w="9972"/>
+            <w:shd w:fill="F5F7F9"/>
+            <w:tcMar>
+              <w:top w:w="100" w:type="dxa"/>
+              <w:start w:w="140" w:type="dxa"/>
+              <w:bottom w:w="100" w:type="dxa"/>
+              <w:end w:w="140" w:type="dxa"/>
+            </w:tcMar>
+          </w:tcPr>
+          <w:p>
+            <w:pPr>
+              <w:keepLines/>
+              <w:spacing w:after="0"/>
+            </w:pPr>
+            <w:r>
+              <w:rPr>
+                <w:rFonts w:ascii="Consolas" w:hAnsi="Consolas"/>
+                <w:color w:val="233648"/>
+                <w:sz w:val="16"/>
+              </w:rPr>
+              <w:t>declare</w:t>
+            </w:r>
+            <w:r>
+              <w:br/>
+            </w:r>
+            <w:r>
+              <w:rPr>
+                <w:rFonts w:ascii="Consolas" w:hAnsi="Consolas"/>
+                <w:color w:val="233648"/>
+                <w:sz w:val="16"/>
+              </w:rPr>
+              <w:t xml:space="preserve">    l_sql clob := to_clob(q'~select ... where (:DNI is null or e.vdni = :DNI)~');</w:t>
+            </w:r>
+            <w:r>
+              <w:br/>
+            </w:r>
+            <w:r>
+              <w:rPr>
+                <w:rFonts w:ascii="Consolas" w:hAnsi="Consolas"/>
+                <w:color w:val="233648"/>
+                <w:sz w:val="16"/>
+              </w:rPr>
+              <w:t xml:space="preserve">    -- l_bindings_json, l_fields_json, l_columns_json, l_style_json, ...</w:t>
+            </w:r>
+            <w:r>
+              <w:br/>
+            </w:r>
+            <w:r>
+              <w:rPr>
+                <w:rFonts w:ascii="Consolas" w:hAnsi="Consolas"/>
+                <w:color w:val="233648"/>
+                <w:sz w:val="16"/>
+              </w:rPr>
+              <w:t xml:space="preserve">    -- se generan desde el .report.json y la plantilla Word</w:t>
+            </w:r>
+            <w:r>
+              <w:br/>
+            </w:r>
+            <w:r>
+              <w:rPr>
+                <w:rFonts w:ascii="Consolas" w:hAnsi="Consolas"/>
+                <w:color w:val="233648"/>
+                <w:sz w:val="16"/>
+              </w:rPr>
+              <w:t>begin</w:t>
+            </w:r>
+            <w:r>
+              <w:br/>
+            </w:r>
+            <w:r>
+              <w:rPr>
+                <w:rFonts w:ascii="Consolas" w:hAnsi="Consolas"/>
+                <w:color w:val="233648"/>
+                <w:sz w:val="16"/>
+              </w:rPr>
+              <w:t xml:space="preserve">    pkg_corporate_reports.download_query(</w:t>
+            </w:r>
+            <w:r>
+              <w:br/>
+            </w:r>
+            <w:r>
+              <w:rPr>
+                <w:rFonts w:ascii="Consolas" w:hAnsi="Consolas"/>
+                <w:color w:val="233648"/>
+                <w:sz w:val="16"/>
+              </w:rPr>
+              <w:t xml:space="preserve">        p_sql_query       =&gt; l_sql,</w:t>
+            </w:r>
+            <w:r>
+              <w:br/>
+            </w:r>
+            <w:r>
+              <w:rPr>
+                <w:rFonts w:ascii="Consolas" w:hAnsi="Consolas"/>
+                <w:color w:val="233648"/>
+                <w:sz w:val="16"/>
+              </w:rPr>
+              <w:t xml:space="preserve">        p_bindings_json   =&gt; l_bindings_json,   -- :DNI &lt;- P42_DNI (VARCHAR2)</w:t>
+            </w:r>
+            <w:r>
+              <w:br/>
+            </w:r>
+            <w:r>
+              <w:rPr>
+                <w:rFonts w:ascii="Consolas" w:hAnsi="Consolas"/>
+                <w:color w:val="233648"/>
+                <w:sz w:val="16"/>
+              </w:rPr>
+              <w:t xml:space="preserve">        p_header_template =&gt; q'~{{REPORT_TITLE}}</w:t>
+            </w:r>
+            <w:r>
+              <w:br/>
+            </w:r>
+            <w:r>
+              <w:rPr>
+                <w:rFonts w:ascii="Consolas" w:hAnsi="Consolas"/>
+                <w:color w:val="233648"/>
+                <w:sz w:val="16"/>
+              </w:rPr>
+              <w:t>Unidad: {{FIELD:UNIDAD}}~',                     -- párrafo de título del Word</w:t>
+            </w:r>
+            <w:r>
+              <w:br/>
+            </w:r>
+            <w:r>
+              <w:rPr>
+                <w:rFonts w:ascii="Consolas" w:hAnsi="Consolas"/>
+                <w:color w:val="233648"/>
+                <w:sz w:val="16"/>
+              </w:rPr>
+              <w:t xml:space="preserve">        p_footer_template =&gt; q'~Usuario: {{APP_USER}} | Fecha: {{GENERATED_AT}}~',</w:t>
+            </w:r>
+            <w:r>
+              <w:br/>
+            </w:r>
+            <w:r>
+              <w:rPr>
+                <w:rFonts w:ascii="Consolas" w:hAnsi="Consolas"/>
+                <w:color w:val="233648"/>
+                <w:sz w:val="16"/>
+              </w:rPr>
+              <w:t xml:space="preserve">        p_format          =&gt; coalesce(:P0_REPORT_FORMAT, 'PDF'),</w:t>
+            </w:r>
+            <w:r>
+              <w:br/>
+            </w:r>
+            <w:r>
+              <w:rPr>
+                <w:rFonts w:ascii="Consolas" w:hAnsi="Consolas"/>
+                <w:color w:val="233648"/>
+                <w:sz w:val="16"/>
+              </w:rPr>
+              <w:t xml:space="preserve">        ...</w:t>
+            </w:r>
+            <w:r>
+              <w:br/>
+            </w:r>
+            <w:r>
+              <w:rPr>
+                <w:rFonts w:ascii="Consolas" w:hAnsi="Consolas"/>
+                <w:color w:val="233648"/>
+                <w:sz w:val="16"/>
+              </w:rPr>
+              <w:t xml:space="preserve">    );</w:t>
+            </w:r>
+            <w:r>
+              <w:br/>
+            </w:r>
+            <w:r>
+              <w:rPr>
+                <w:rFonts w:ascii="Consolas" w:hAnsi="Consolas"/>
+                <w:color w:val="233648"/>
+                <w:sz w:val="16"/>
+              </w:rPr>
+              <w:t>end;</w:t>
+            </w:r>
+          </w:p>
+        </w:tc>
+      </w:tr>
+    </w:tbl>
     <w:p>
       <w:r>
         <w:rPr>
@@ -853,10 +1779,7 @@
         <w:t>PORTRAIT</w:t>
       </w:r>
       <w:r>
-        <w:t xml:space="preserve"> </w:t>
-      </w:r>
-      <w:r>
-        <w:t xml:space="preserve">o </w:t>
+        <w:t xml:space="preserve"> o </w:t>
       </w:r>
       <w:r>
         <w:rPr>
@@ -878,19 +1801,7 @@
         <w:t>AUTO</w:t>
       </w:r>
       <w:r>
-        <w:t>, el package aplica internamente</w:t>
-      </w:r>
-      <w:r>
-        <w:t xml:space="preserve"> </w:t>
-      </w:r>
-      <w:r>
-        <w:t>una reserva heurística fija de 20 % al distribuir el ancho restante. El tamaño de</w:t>
-      </w:r>
-      <w:r>
-        <w:t xml:space="preserve"> </w:t>
-      </w:r>
-      <w:r>
-        <w:t>papel y esa reserva no forman parte de la API pública.</w:t>
+        <w:t>, el package aplica internamente una reserva heurística fija de 20 % al distribuir el ancho restante. El tamaño de papel y esa reserva no forman parte de la API pública.</w:t>
       </w:r>
     </w:p>
     <w:p>
@@ -904,13 +1815,7 @@
     </w:p>
     <w:p>
       <w:r>
-        <w:t>La revisión local no puede compilar contra las especificaciones instaladas de</w:t>
-      </w:r>
-      <w:r>
-        <w:t xml:space="preserve"> </w:t>
-      </w:r>
-      <w:r>
-        <w:t>APEX ni generar un PDF real. Antes de promover a producción, pruebe en APEX 24.2:</w:t>
+        <w:t>La revisión local no puede compilar contra las especificaciones instaladas de APEX ni generar un PDF real. Antes de promover a producción, pruebe en APEX 24.2:</w:t>
       </w:r>
     </w:p>
     <w:p>

--- a/sql/README.docx
+++ b/sql/README.docx
@@ -8,7 +8,7 @@
         <w:jc w:val="center"/>
       </w:pPr>
       <w:r>
-        <w:t>Instalación de PKG_CORPORATE_REPORTS</w:t>
+        <w:t>Objetos de base de datos</w:t>
       </w:r>
     </w:p>
     <w:p>
@@ -22,7 +22,7 @@
           <w:color w:val="4A5563"/>
           <w:sz w:val="22"/>
         </w:rPr>
-        <w:t>Package común para Oracle APEX 24.2</w:t>
+        <w:t>Motores comunes del modo simple y del modo layout · Oracle APEX 24.2</w:t>
       </w:r>
     </w:p>
     <w:tbl>
@@ -48,6 +48,1067 @@
     <w:p>
       <w:pPr>
         <w:pStyle w:val="Heading1"/>
+        <w:keepNext/>
+      </w:pPr>
+      <w:r>
+        <w:t>Qué hay en esta carpeta</w:t>
+      </w:r>
+    </w:p>
+    <w:p>
+      <w:r>
+        <w:t xml:space="preserve">La carpeta </w:t>
+      </w:r>
+      <w:r>
+        <w:rPr>
+          <w:rFonts w:ascii="Consolas" w:hAnsi="Consolas"/>
+          <w:color w:val="233648"/>
+          <w:sz w:val="16"/>
+        </w:rPr>
+        <w:t>sql</w:t>
+      </w:r>
+      <w:r>
+        <w:t xml:space="preserve"> contiene solo los </w:t>
+      </w:r>
+      <w:r>
+        <w:rPr>
+          <w:b/>
+        </w:rPr>
+        <w:t>motores comunes</w:t>
+      </w:r>
+      <w:r>
+        <w:t xml:space="preserve">: se instalan </w:t>
+      </w:r>
+      <w:r>
+        <w:rPr>
+          <w:b/>
+        </w:rPr>
+        <w:t>una vez por parsing schema</w:t>
+      </w:r>
+      <w:r>
+        <w:t xml:space="preserve"> y los usan </w:t>
+      </w:r>
+      <w:r>
+        <w:rPr>
+          <w:b/>
+        </w:rPr>
+        <w:t>todos</w:t>
+      </w:r>
+      <w:r>
+        <w:t xml:space="preserve"> los reportes de su modo. Nada de lo que hay aquí pertenece a una página concreta.</w:t>
+      </w:r>
+    </w:p>
+    <w:tbl>
+      <w:tblPr>
+        <w:tblW w:type="auto" w:w="0"/>
+        <w:jc w:val="center"/>
+        <w:tblLook w:firstColumn="1" w:firstRow="1" w:lastColumn="0" w:lastRow="0" w:noHBand="0" w:noVBand="1" w:val="04A0"/>
+      </w:tblPr>
+      <w:tblGrid>
+        <w:gridCol w:w="9972"/>
+      </w:tblGrid>
+      <w:tr>
+        <w:tc>
+          <w:tcPr>
+            <w:tcW w:type="dxa" w:w="9972"/>
+            <w:shd w:fill="F5F7F9"/>
+            <w:tcMar>
+              <w:top w:w="100" w:type="dxa"/>
+              <w:start w:w="140" w:type="dxa"/>
+              <w:bottom w:w="100" w:type="dxa"/>
+              <w:end w:w="140" w:type="dxa"/>
+            </w:tcMar>
+          </w:tcPr>
+          <w:p>
+            <w:pPr>
+              <w:keepLines/>
+              <w:spacing w:after="0"/>
+            </w:pPr>
+            <w:r>
+              <w:rPr>
+                <w:rFonts w:ascii="Consolas" w:hAnsi="Consolas"/>
+                <w:color w:val="233648"/>
+                <w:sz w:val="16"/>
+              </w:rPr>
+              <w:t>sql\</w:t>
+            </w:r>
+            <w:r>
+              <w:br/>
+            </w:r>
+            <w:r>
+              <w:rPr>
+                <w:rFonts w:ascii="Consolas" w:hAnsi="Consolas"/>
+                <w:color w:val="233648"/>
+                <w:sz w:val="16"/>
+              </w:rPr>
+              <w:t xml:space="preserve">  modo_simple\                 motor del modo simple (APEX_DATA_EXPORT)</w:t>
+            </w:r>
+            <w:r>
+              <w:br/>
+            </w:r>
+            <w:r>
+              <w:rPr>
+                <w:rFonts w:ascii="Consolas" w:hAnsi="Consolas"/>
+                <w:color w:val="233648"/>
+                <w:sz w:val="16"/>
+              </w:rPr>
+              <w:t xml:space="preserve">    install.sql                instalador para SQLcl o SQL*Plus</w:t>
+            </w:r>
+            <w:r>
+              <w:br/>
+            </w:r>
+            <w:r>
+              <w:rPr>
+                <w:rFonts w:ascii="Consolas" w:hAnsi="Consolas"/>
+                <w:color w:val="233648"/>
+                <w:sz w:val="16"/>
+              </w:rPr>
+              <w:t xml:space="preserve">    pkg_corporate_reports.sql  PKG_CORPORATE_REPORTS</w:t>
+            </w:r>
+            <w:r>
+              <w:br/>
+            </w:r>
+            <w:r>
+              <w:rPr>
+                <w:rFonts w:ascii="Consolas" w:hAnsi="Consolas"/>
+                <w:color w:val="233648"/>
+                <w:sz w:val="16"/>
+              </w:rPr>
+              <w:t xml:space="preserve">  modo_layout\                 motor del modo layout (PDF en PL/SQL)</w:t>
+            </w:r>
+            <w:r>
+              <w:br/>
+            </w:r>
+            <w:r>
+              <w:rPr>
+                <w:rFonts w:ascii="Consolas" w:hAnsi="Consolas"/>
+                <w:color w:val="233648"/>
+                <w:sz w:val="16"/>
+              </w:rPr>
+              <w:t xml:space="preserve">    install.sql                instalador para SQLcl o SQL*Plus</w:t>
+            </w:r>
+            <w:r>
+              <w:br/>
+            </w:r>
+            <w:r>
+              <w:rPr>
+                <w:rFonts w:ascii="Consolas" w:hAnsi="Consolas"/>
+                <w:color w:val="233648"/>
+                <w:sz w:val="16"/>
+              </w:rPr>
+              <w:t xml:space="preserve">    rpt_pdf.pks / rpt_pdf.pkb          RPT_PDF: dibuja el PDF</w:t>
+            </w:r>
+            <w:r>
+              <w:br/>
+            </w:r>
+            <w:r>
+              <w:rPr>
+                <w:rFonts w:ascii="Consolas" w:hAnsi="Consolas"/>
+                <w:color w:val="233648"/>
+                <w:sz w:val="16"/>
+              </w:rPr>
+              <w:t xml:space="preserve">    rpt_layout.pks / rpt_layout.pkb    RPT_LAYOUT: interpreta el layout del Word</w:t>
+            </w:r>
+          </w:p>
+        </w:tc>
+      </w:tr>
+    </w:tbl>
+    <w:p>
+      <w:r>
+        <w:t xml:space="preserve">Lo que pertenece a </w:t>
+      </w:r>
+      <w:r>
+        <w:rPr>
+          <w:b/>
+        </w:rPr>
+        <w:t>un solo reporte</w:t>
+      </w:r>
+      <w:r>
+        <w:t xml:space="preserve"> vive en su carpeta </w:t>
+      </w:r>
+      <w:r>
+        <w:rPr>
+          <w:rFonts w:ascii="Consolas" w:hAnsi="Consolas"/>
+          <w:color w:val="233648"/>
+          <w:sz w:val="16"/>
+        </w:rPr>
+        <w:t>proyectos\&lt;nombre&gt;\</w:t>
+      </w:r>
+      <w:r>
+        <w:t>:</w:t>
+      </w:r>
+    </w:p>
+    <w:tbl>
+      <w:tblPr>
+        <w:tblStyle w:val="TableGrid"/>
+        <w:tblW w:type="auto" w:w="0"/>
+        <w:jc w:val="center"/>
+        <w:tblLayout w:type="autofit"/>
+        <w:tblLook w:firstColumn="1" w:firstRow="1" w:lastColumn="0" w:lastRow="0" w:noHBand="0" w:noVBand="1" w:val="04A0"/>
+      </w:tblPr>
+      <w:tblGrid>
+        <w:gridCol w:w="3324"/>
+        <w:gridCol w:w="3324"/>
+        <w:gridCol w:w="3324"/>
+      </w:tblGrid>
+      <w:tr>
+        <w:trPr>
+          <w:tblHeader w:val="true"/>
+          <w:cantSplit w:val="true"/>
+        </w:trPr>
+        <w:tc>
+          <w:tcPr>
+            <w:tcW w:type="dxa" w:w="3324"/>
+            <w:vAlign w:val="center"/>
+            <w:tcMar>
+              <w:top w:w="90" w:type="dxa"/>
+              <w:start w:w="110" w:type="dxa"/>
+              <w:bottom w:w="90" w:type="dxa"/>
+              <w:end w:w="110" w:type="dxa"/>
+            </w:tcMar>
+            <w:shd w:fill="283848"/>
+          </w:tcPr>
+          <w:p>
+            <w:pPr>
+              <w:keepNext/>
+              <w:spacing w:after="0"/>
+            </w:pPr>
+            <w:r>
+              <w:rPr>
+                <w:rFonts w:ascii="Aptos" w:hAnsi="Aptos"/>
+                <w:b/>
+                <w:color w:val="FFFFFF"/>
+                <w:sz w:val="16"/>
+              </w:rPr>
+              <w:t>Archivo</w:t>
+            </w:r>
+          </w:p>
+        </w:tc>
+        <w:tc>
+          <w:tcPr>
+            <w:tcW w:type="dxa" w:w="3324"/>
+            <w:vAlign w:val="center"/>
+            <w:tcMar>
+              <w:top w:w="90" w:type="dxa"/>
+              <w:start w:w="110" w:type="dxa"/>
+              <w:bottom w:w="90" w:type="dxa"/>
+              <w:end w:w="110" w:type="dxa"/>
+            </w:tcMar>
+            <w:shd w:fill="283848"/>
+          </w:tcPr>
+          <w:p>
+            <w:pPr>
+              <w:keepNext/>
+              <w:spacing w:after="0"/>
+            </w:pPr>
+            <w:r>
+              <w:rPr>
+                <w:rFonts w:ascii="Aptos" w:hAnsi="Aptos"/>
+                <w:b/>
+                <w:color w:val="FFFFFF"/>
+                <w:sz w:val="16"/>
+              </w:rPr>
+              <w:t>Qué es</w:t>
+            </w:r>
+          </w:p>
+        </w:tc>
+        <w:tc>
+          <w:tcPr>
+            <w:tcW w:type="dxa" w:w="3324"/>
+            <w:vAlign w:val="center"/>
+            <w:tcMar>
+              <w:top w:w="90" w:type="dxa"/>
+              <w:start w:w="110" w:type="dxa"/>
+              <w:bottom w:w="90" w:type="dxa"/>
+              <w:end w:w="110" w:type="dxa"/>
+            </w:tcMar>
+            <w:shd w:fill="283848"/>
+          </w:tcPr>
+          <w:p>
+            <w:pPr>
+              <w:keepNext/>
+              <w:spacing w:after="0"/>
+            </w:pPr>
+            <w:r>
+              <w:rPr>
+                <w:rFonts w:ascii="Aptos" w:hAnsi="Aptos"/>
+                <w:b/>
+                <w:color w:val="FFFFFF"/>
+                <w:sz w:val="16"/>
+              </w:rPr>
+              <w:t>Cuándo se instala</w:t>
+            </w:r>
+          </w:p>
+        </w:tc>
+      </w:tr>
+      <w:tr>
+        <w:trPr>
+          <w:cantSplit w:val="true"/>
+        </w:trPr>
+        <w:tc>
+          <w:tcPr>
+            <w:tcW w:type="dxa" w:w="3324"/>
+            <w:vAlign w:val="center"/>
+            <w:tcMar>
+              <w:top w:w="90" w:type="dxa"/>
+              <w:start w:w="110" w:type="dxa"/>
+              <w:bottom w:w="90" w:type="dxa"/>
+              <w:end w:w="110" w:type="dxa"/>
+            </w:tcMar>
+            <w:shd w:fill="FFFFFF"/>
+          </w:tcPr>
+          <w:p>
+            <w:pPr>
+              <w:keepNext/>
+              <w:spacing w:after="0"/>
+            </w:pPr>
+            <w:r>
+              <w:rPr>
+                <w:rFonts w:ascii="Aptos" w:hAnsi="Aptos"/>
+                <w:sz w:val="16"/>
+              </w:rPr>
+              <w:t>apex_process.sql</w:t>
+            </w:r>
+          </w:p>
+        </w:tc>
+        <w:tc>
+          <w:tcPr>
+            <w:tcW w:type="dxa" w:w="3324"/>
+            <w:vAlign w:val="center"/>
+            <w:tcMar>
+              <w:top w:w="90" w:type="dxa"/>
+              <w:start w:w="110" w:type="dxa"/>
+              <w:bottom w:w="90" w:type="dxa"/>
+              <w:end w:w="110" w:type="dxa"/>
+            </w:tcMar>
+            <w:shd w:fill="FFFFFF"/>
+          </w:tcPr>
+          <w:p>
+            <w:pPr>
+              <w:keepNext/>
+              <w:spacing w:after="0"/>
+            </w:pPr>
+            <w:r>
+              <w:rPr>
+                <w:rFonts w:ascii="Aptos" w:hAnsi="Aptos"/>
+                <w:sz w:val="16"/>
+              </w:rPr>
+              <w:t>Código del proceso de descarga de la página</w:t>
+            </w:r>
+          </w:p>
+        </w:tc>
+        <w:tc>
+          <w:tcPr>
+            <w:tcW w:type="dxa" w:w="3324"/>
+            <w:vAlign w:val="center"/>
+            <w:tcMar>
+              <w:top w:w="90" w:type="dxa"/>
+              <w:start w:w="110" w:type="dxa"/>
+              <w:bottom w:w="90" w:type="dxa"/>
+              <w:end w:w="110" w:type="dxa"/>
+            </w:tcMar>
+            <w:shd w:fill="FFFFFF"/>
+          </w:tcPr>
+          <w:p>
+            <w:pPr>
+              <w:keepNext/>
+              <w:spacing w:after="0"/>
+            </w:pPr>
+            <w:r>
+              <w:rPr>
+                <w:rFonts w:ascii="Aptos" w:hAnsi="Aptos"/>
+                <w:sz w:val="16"/>
+              </w:rPr>
+              <w:t>Se pega en APEX al publicar o recompilar el reporte</w:t>
+            </w:r>
+          </w:p>
+        </w:tc>
+      </w:tr>
+      <w:tr>
+        <w:trPr>
+          <w:cantSplit w:val="true"/>
+        </w:trPr>
+        <w:tc>
+          <w:tcPr>
+            <w:tcW w:type="dxa" w:w="3324"/>
+            <w:vAlign w:val="center"/>
+            <w:tcMar>
+              <w:top w:w="90" w:type="dxa"/>
+              <w:start w:w="110" w:type="dxa"/>
+              <w:bottom w:w="90" w:type="dxa"/>
+              <w:end w:w="110" w:type="dxa"/>
+            </w:tcMar>
+            <w:shd w:fill="F5F7F9"/>
+          </w:tcPr>
+          <w:p>
+            <w:pPr>
+              <w:keepNext/>
+              <w:spacing w:after="0"/>
+            </w:pPr>
+            <w:r>
+              <w:rPr>
+                <w:rFonts w:ascii="Aptos" w:hAnsi="Aptos"/>
+                <w:sz w:val="16"/>
+              </w:rPr>
+              <w:t>rpt_&lt;nombre&gt;.sql</w:t>
+            </w:r>
+          </w:p>
+        </w:tc>
+        <w:tc>
+          <w:tcPr>
+            <w:tcW w:type="dxa" w:w="3324"/>
+            <w:vAlign w:val="center"/>
+            <w:tcMar>
+              <w:top w:w="90" w:type="dxa"/>
+              <w:start w:w="110" w:type="dxa"/>
+              <w:bottom w:w="90" w:type="dxa"/>
+              <w:end w:w="110" w:type="dxa"/>
+            </w:tcMar>
+            <w:shd w:fill="F5F7F9"/>
+          </w:tcPr>
+          <w:p>
+            <w:pPr>
+              <w:keepNext/>
+              <w:spacing w:after="0"/>
+            </w:pPr>
+            <w:r>
+              <w:rPr>
+                <w:rFonts w:ascii="Aptos" w:hAnsi="Aptos"/>
+                <w:sz w:val="16"/>
+              </w:rPr>
+              <w:t>Package del reporte (solo modo layout)</w:t>
+            </w:r>
+          </w:p>
+        </w:tc>
+        <w:tc>
+          <w:tcPr>
+            <w:tcW w:type="dxa" w:w="3324"/>
+            <w:vAlign w:val="center"/>
+            <w:tcMar>
+              <w:top w:w="90" w:type="dxa"/>
+              <w:start w:w="110" w:type="dxa"/>
+              <w:bottom w:w="90" w:type="dxa"/>
+              <w:end w:w="110" w:type="dxa"/>
+            </w:tcMar>
+            <w:shd w:fill="F5F7F9"/>
+          </w:tcPr>
+          <w:p>
+            <w:pPr>
+              <w:keepNext/>
+              <w:spacing w:after="0"/>
+            </w:pPr>
+            <w:r>
+              <w:rPr>
+                <w:rFonts w:ascii="Aptos" w:hAnsi="Aptos"/>
+                <w:sz w:val="16"/>
+              </w:rPr>
+              <w:t>En SQL Workshop cada vez que se recompila</w:t>
+            </w:r>
+          </w:p>
+        </w:tc>
+      </w:tr>
+      <w:tr>
+        <w:trPr>
+          <w:cantSplit w:val="true"/>
+        </w:trPr>
+        <w:tc>
+          <w:tcPr>
+            <w:tcW w:type="dxa" w:w="3324"/>
+            <w:vAlign w:val="center"/>
+            <w:tcMar>
+              <w:top w:w="90" w:type="dxa"/>
+              <w:start w:w="110" w:type="dxa"/>
+              <w:bottom w:w="90" w:type="dxa"/>
+              <w:end w:w="110" w:type="dxa"/>
+            </w:tcMar>
+            <w:shd w:fill="FFFFFF"/>
+          </w:tcPr>
+          <w:p>
+            <w:pPr>
+              <w:spacing w:after="0"/>
+            </w:pPr>
+            <w:r>
+              <w:rPr>
+                <w:rFonts w:ascii="Aptos" w:hAnsi="Aptos"/>
+                <w:sz w:val="16"/>
+              </w:rPr>
+              <w:t>datos_prueba.sql</w:t>
+            </w:r>
+          </w:p>
+        </w:tc>
+        <w:tc>
+          <w:tcPr>
+            <w:tcW w:type="dxa" w:w="3324"/>
+            <w:vAlign w:val="center"/>
+            <w:tcMar>
+              <w:top w:w="90" w:type="dxa"/>
+              <w:start w:w="110" w:type="dxa"/>
+              <w:bottom w:w="90" w:type="dxa"/>
+              <w:end w:w="110" w:type="dxa"/>
+            </w:tcMar>
+            <w:shd w:fill="FFFFFF"/>
+          </w:tcPr>
+          <w:p>
+            <w:pPr>
+              <w:spacing w:after="0"/>
+            </w:pPr>
+            <w:r>
+              <w:rPr>
+                <w:rFonts w:ascii="Aptos" w:hAnsi="Aptos"/>
+                <w:sz w:val="16"/>
+              </w:rPr>
+              <w:t>Tablas PRUEBAP_ de los ejemplos (solo entidades y estado_cuenta)</w:t>
+            </w:r>
+          </w:p>
+        </w:tc>
+        <w:tc>
+          <w:tcPr>
+            <w:tcW w:type="dxa" w:w="3324"/>
+            <w:vAlign w:val="center"/>
+            <w:tcMar>
+              <w:top w:w="90" w:type="dxa"/>
+              <w:start w:w="110" w:type="dxa"/>
+              <w:bottom w:w="90" w:type="dxa"/>
+              <w:end w:w="110" w:type="dxa"/>
+            </w:tcMar>
+            <w:shd w:fill="FFFFFF"/>
+          </w:tcPr>
+          <w:p>
+            <w:pPr>
+              <w:spacing w:after="0"/>
+            </w:pPr>
+            <w:r>
+              <w:rPr>
+                <w:rFonts w:ascii="Aptos" w:hAnsi="Aptos"/>
+                <w:sz w:val="16"/>
+              </w:rPr>
+              <w:t>Una vez, solo en el ambiente de pruebas</w:t>
+            </w:r>
+          </w:p>
+        </w:tc>
+      </w:tr>
+    </w:tbl>
+    <w:p>
+      <w:pPr>
+        <w:spacing w:after="20"/>
+      </w:pPr>
+    </w:p>
+    <w:p>
+      <w:r>
+        <w:t xml:space="preserve">Los archivos </w:t>
+      </w:r>
+      <w:r>
+        <w:rPr>
+          <w:rFonts w:ascii="Consolas" w:hAnsi="Consolas"/>
+          <w:color w:val="233648"/>
+          <w:sz w:val="16"/>
+        </w:rPr>
+        <w:t>.pks</w:t>
+      </w:r>
+      <w:r>
+        <w:t xml:space="preserve"> y </w:t>
+      </w:r>
+      <w:r>
+        <w:rPr>
+          <w:rFonts w:ascii="Consolas" w:hAnsi="Consolas"/>
+          <w:color w:val="233648"/>
+          <w:sz w:val="16"/>
+        </w:rPr>
+        <w:t>.pkb</w:t>
+      </w:r>
+      <w:r>
+        <w:t xml:space="preserve"> son las dos mitades de un package de Oracle: la especificación (lo que ofrece) y el cuerpo (el código). Se instala primero el </w:t>
+      </w:r>
+      <w:r>
+        <w:rPr>
+          <w:rFonts w:ascii="Consolas" w:hAnsi="Consolas"/>
+          <w:color w:val="233648"/>
+          <w:sz w:val="16"/>
+        </w:rPr>
+        <w:t>.pks</w:t>
+      </w:r>
+      <w:r>
+        <w:t xml:space="preserve"> y después su </w:t>
+      </w:r>
+      <w:r>
+        <w:rPr>
+          <w:rFonts w:ascii="Consolas" w:hAnsi="Consolas"/>
+          <w:color w:val="233648"/>
+          <w:sz w:val="16"/>
+        </w:rPr>
+        <w:t>.pkb</w:t>
+      </w:r>
+      <w:r>
+        <w:t>.</w:t>
+      </w:r>
+    </w:p>
+    <w:tbl>
+      <w:tblPr>
+        <w:tblW w:type="auto" w:w="0"/>
+        <w:jc w:val="center"/>
+        <w:tblLayout w:type="fixed"/>
+        <w:tblLook w:firstColumn="1" w:firstRow="1" w:lastColumn="0" w:lastRow="0" w:noHBand="0" w:noVBand="1" w:val="04A0"/>
+        <w:tblBorders>
+          <w:top w:val="nil"/>
+          <w:left w:val="nil"/>
+          <w:bottom w:val="nil"/>
+          <w:right w:val="nil"/>
+          <w:insideH w:val="nil"/>
+          <w:insideV w:val="nil"/>
+        </w:tblBorders>
+      </w:tblPr>
+      <w:tblGrid>
+        <w:gridCol w:w="4986"/>
+        <w:gridCol w:w="4986"/>
+      </w:tblGrid>
+      <w:tr>
+        <w:trPr>
+          <w:cantSplit w:val="true"/>
+        </w:trPr>
+        <w:tc>
+          <w:tcPr>
+            <w:tcW w:type="dxa" w:w="1871"/>
+            <w:vAlign w:val="center"/>
+            <w:tcMar>
+              <w:top w:w="40" w:type="dxa"/>
+              <w:start w:w="60" w:type="dxa"/>
+              <w:bottom w:w="40" w:type="dxa"/>
+              <w:end w:w="140" w:type="dxa"/>
+            </w:tcMar>
+          </w:tcPr>
+          <w:p>
+            <w:pPr>
+              <w:keepNext/>
+              <w:spacing w:after="0"/>
+              <w:jc w:val="right"/>
+            </w:pPr>
+            <w:r>
+              <w:rPr>
+                <w:rFonts w:ascii="Aptos" w:hAnsi="Aptos"/>
+                <w:b/>
+                <w:color w:val="4A5563"/>
+                <w:sz w:val="14"/>
+              </w:rPr>
+              <w:t>UNA VEZ POR ESQUEMA</w:t>
+            </w:r>
+          </w:p>
+        </w:tc>
+        <w:tc>
+          <w:tcPr>
+            <w:tcW w:type="dxa" w:w="6350"/>
+            <w:vAlign w:val="center"/>
+            <w:shd w:fill="E8EDF2"/>
+            <w:tcBorders>
+              <w:top w:val="single" w:sz="8" w:space="0" w:color="283848"/>
+              <w:left w:val="single" w:sz="8" w:space="0" w:color="283848"/>
+              <w:bottom w:val="single" w:sz="8" w:space="0" w:color="283848"/>
+              <w:right w:val="single" w:sz="8" w:space="0" w:color="283848"/>
+            </w:tcBorders>
+            <w:tcMar>
+              <w:top w:w="70" w:type="dxa"/>
+              <w:start w:w="140" w:type="dxa"/>
+              <w:bottom w:w="70" w:type="dxa"/>
+              <w:end w:w="140" w:type="dxa"/>
+            </w:tcMar>
+          </w:tcPr>
+          <w:p>
+            <w:pPr>
+              <w:keepNext/>
+              <w:spacing w:after="0"/>
+              <w:jc w:val="center"/>
+            </w:pPr>
+            <w:r>
+              <w:rPr>
+                <w:b/>
+                <w:color w:val="283848"/>
+                <w:sz w:val="17"/>
+              </w:rPr>
+              <w:t>sql\modo_simple\</w:t>
+            </w:r>
+          </w:p>
+          <w:p>
+            <w:pPr>
+              <w:keepNext/>
+              <w:spacing w:after="0"/>
+              <w:jc w:val="center"/>
+            </w:pPr>
+            <w:r>
+              <w:rPr>
+                <w:sz w:val="15"/>
+              </w:rPr>
+              <w:t>PKG_CORPORATE_REPORTS: lo usan todos los reportes del modo simple</w:t>
+            </w:r>
+          </w:p>
+        </w:tc>
+      </w:tr>
+      <w:tr>
+        <w:trPr>
+          <w:cantSplit w:val="true"/>
+        </w:trPr>
+        <w:tc>
+          <w:tcPr>
+            <w:tcW w:type="dxa" w:w="1871"/>
+          </w:tcPr>
+          <w:p>
+            <w:pPr>
+              <w:keepNext/>
+            </w:pPr>
+          </w:p>
+        </w:tc>
+        <w:tc>
+          <w:tcPr>
+            <w:tcW w:type="dxa" w:w="6350"/>
+          </w:tcPr>
+          <w:p>
+            <w:pPr>
+              <w:keepNext/>
+              <w:spacing w:after="0" w:line="216" w:lineRule="auto"/>
+              <w:jc w:val="center"/>
+            </w:pPr>
+            <w:r>
+              <w:rPr>
+                <w:color w:val="4A5563"/>
+                <w:sz w:val="18"/>
+              </w:rPr>
+              <w:t>▼</w:t>
+            </w:r>
+          </w:p>
+        </w:tc>
+      </w:tr>
+      <w:tr>
+        <w:trPr>
+          <w:cantSplit w:val="true"/>
+        </w:trPr>
+        <w:tc>
+          <w:tcPr>
+            <w:tcW w:type="dxa" w:w="1871"/>
+            <w:vAlign w:val="center"/>
+            <w:tcMar>
+              <w:top w:w="40" w:type="dxa"/>
+              <w:start w:w="60" w:type="dxa"/>
+              <w:bottom w:w="40" w:type="dxa"/>
+              <w:end w:w="140" w:type="dxa"/>
+            </w:tcMar>
+          </w:tcPr>
+          <w:p>
+            <w:pPr>
+              <w:keepNext/>
+              <w:spacing w:after="0"/>
+              <w:jc w:val="right"/>
+            </w:pPr>
+            <w:r>
+              <w:rPr>
+                <w:rFonts w:ascii="Aptos" w:hAnsi="Aptos"/>
+                <w:b/>
+                <w:color w:val="4A5563"/>
+                <w:sz w:val="14"/>
+              </w:rPr>
+              <w:t>UNA VEZ POR ESQUEMA</w:t>
+            </w:r>
+          </w:p>
+        </w:tc>
+        <w:tc>
+          <w:tcPr>
+            <w:tcW w:type="dxa" w:w="6350"/>
+            <w:vAlign w:val="center"/>
+            <w:shd w:fill="E8EDF2"/>
+            <w:tcBorders>
+              <w:top w:val="single" w:sz="8" w:space="0" w:color="283848"/>
+              <w:left w:val="single" w:sz="8" w:space="0" w:color="283848"/>
+              <w:bottom w:val="single" w:sz="8" w:space="0" w:color="283848"/>
+              <w:right w:val="single" w:sz="8" w:space="0" w:color="283848"/>
+            </w:tcBorders>
+            <w:tcMar>
+              <w:top w:w="70" w:type="dxa"/>
+              <w:start w:w="140" w:type="dxa"/>
+              <w:bottom w:w="70" w:type="dxa"/>
+              <w:end w:w="140" w:type="dxa"/>
+            </w:tcMar>
+          </w:tcPr>
+          <w:p>
+            <w:pPr>
+              <w:keepNext/>
+              <w:spacing w:after="0"/>
+              <w:jc w:val="center"/>
+            </w:pPr>
+            <w:r>
+              <w:rPr>
+                <w:b/>
+                <w:color w:val="283848"/>
+                <w:sz w:val="17"/>
+              </w:rPr>
+              <w:t>sql\modo_layout\</w:t>
+            </w:r>
+          </w:p>
+          <w:p>
+            <w:pPr>
+              <w:keepNext/>
+              <w:spacing w:after="0"/>
+              <w:jc w:val="center"/>
+            </w:pPr>
+            <w:r>
+              <w:rPr>
+                <w:sz w:val="15"/>
+              </w:rPr>
+              <w:t>RPT_PDF y RPT_LAYOUT: los usan todos los reportes del modo layout</w:t>
+            </w:r>
+          </w:p>
+        </w:tc>
+      </w:tr>
+      <w:tr>
+        <w:trPr>
+          <w:cantSplit w:val="true"/>
+        </w:trPr>
+        <w:tc>
+          <w:tcPr>
+            <w:tcW w:type="dxa" w:w="1871"/>
+          </w:tcPr>
+          <w:p>
+            <w:pPr>
+              <w:keepNext/>
+            </w:pPr>
+          </w:p>
+        </w:tc>
+        <w:tc>
+          <w:tcPr>
+            <w:tcW w:type="dxa" w:w="6350"/>
+          </w:tcPr>
+          <w:p>
+            <w:pPr>
+              <w:keepNext/>
+              <w:spacing w:after="0" w:line="216" w:lineRule="auto"/>
+              <w:jc w:val="center"/>
+            </w:pPr>
+            <w:r>
+              <w:rPr>
+                <w:color w:val="4A5563"/>
+                <w:sz w:val="18"/>
+              </w:rPr>
+              <w:t>▼</w:t>
+            </w:r>
+          </w:p>
+        </w:tc>
+      </w:tr>
+      <w:tr>
+        <w:trPr>
+          <w:cantSplit w:val="true"/>
+        </w:trPr>
+        <w:tc>
+          <w:tcPr>
+            <w:tcW w:type="dxa" w:w="1871"/>
+            <w:vAlign w:val="center"/>
+            <w:tcMar>
+              <w:top w:w="40" w:type="dxa"/>
+              <w:start w:w="60" w:type="dxa"/>
+              <w:bottom w:w="40" w:type="dxa"/>
+              <w:end w:w="140" w:type="dxa"/>
+            </w:tcMar>
+          </w:tcPr>
+          <w:p>
+            <w:pPr>
+              <w:keepNext/>
+              <w:spacing w:after="0"/>
+              <w:jc w:val="right"/>
+            </w:pPr>
+            <w:r>
+              <w:rPr>
+                <w:rFonts w:ascii="Aptos" w:hAnsi="Aptos"/>
+                <w:b/>
+                <w:color w:val="4A5563"/>
+                <w:sz w:val="14"/>
+              </w:rPr>
+              <w:t>POR REPORTE (LAYOUT)</w:t>
+            </w:r>
+          </w:p>
+        </w:tc>
+        <w:tc>
+          <w:tcPr>
+            <w:tcW w:type="dxa" w:w="6350"/>
+            <w:vAlign w:val="center"/>
+            <w:shd w:fill="E8EDF2"/>
+            <w:tcBorders>
+              <w:top w:val="single" w:sz="8" w:space="0" w:color="283848"/>
+              <w:left w:val="single" w:sz="8" w:space="0" w:color="283848"/>
+              <w:bottom w:val="single" w:sz="8" w:space="0" w:color="283848"/>
+              <w:right w:val="single" w:sz="8" w:space="0" w:color="283848"/>
+            </w:tcBorders>
+            <w:tcMar>
+              <w:top w:w="70" w:type="dxa"/>
+              <w:start w:w="140" w:type="dxa"/>
+              <w:bottom w:w="70" w:type="dxa"/>
+              <w:end w:w="140" w:type="dxa"/>
+            </w:tcMar>
+          </w:tcPr>
+          <w:p>
+            <w:pPr>
+              <w:keepNext/>
+              <w:spacing w:after="0"/>
+              <w:jc w:val="center"/>
+            </w:pPr>
+            <w:r>
+              <w:rPr>
+                <w:b/>
+                <w:color w:val="283848"/>
+                <w:sz w:val="17"/>
+              </w:rPr>
+              <w:t>proyectos\&lt;nombre&gt;\rpt_&lt;nombre&gt;.sql</w:t>
+            </w:r>
+          </w:p>
+          <w:p>
+            <w:pPr>
+              <w:keepNext/>
+              <w:spacing w:after="0"/>
+              <w:jc w:val="center"/>
+            </w:pPr>
+            <w:r>
+              <w:rPr>
+                <w:sz w:val="15"/>
+              </w:rPr>
+              <w:t>package con las consultas y el layout de ese reporte</w:t>
+            </w:r>
+          </w:p>
+        </w:tc>
+      </w:tr>
+      <w:tr>
+        <w:trPr>
+          <w:cantSplit w:val="true"/>
+        </w:trPr>
+        <w:tc>
+          <w:tcPr>
+            <w:tcW w:type="dxa" w:w="1871"/>
+          </w:tcPr>
+          <w:p>
+            <w:pPr>
+              <w:keepNext/>
+            </w:pPr>
+          </w:p>
+        </w:tc>
+        <w:tc>
+          <w:tcPr>
+            <w:tcW w:type="dxa" w:w="6350"/>
+          </w:tcPr>
+          <w:p>
+            <w:pPr>
+              <w:keepNext/>
+              <w:spacing w:after="0" w:line="216" w:lineRule="auto"/>
+              <w:jc w:val="center"/>
+            </w:pPr>
+            <w:r>
+              <w:rPr>
+                <w:color w:val="4A5563"/>
+                <w:sz w:val="18"/>
+              </w:rPr>
+              <w:t>▼</w:t>
+            </w:r>
+          </w:p>
+        </w:tc>
+      </w:tr>
+      <w:tr>
+        <w:trPr>
+          <w:cantSplit w:val="true"/>
+        </w:trPr>
+        <w:tc>
+          <w:tcPr>
+            <w:tcW w:type="dxa" w:w="1871"/>
+            <w:vAlign w:val="center"/>
+            <w:tcMar>
+              <w:top w:w="40" w:type="dxa"/>
+              <w:start w:w="60" w:type="dxa"/>
+              <w:bottom w:w="40" w:type="dxa"/>
+              <w:end w:w="140" w:type="dxa"/>
+            </w:tcMar>
+          </w:tcPr>
+          <w:p>
+            <w:pPr>
+              <w:keepNext/>
+              <w:spacing w:after="0"/>
+              <w:jc w:val="right"/>
+            </w:pPr>
+            <w:r>
+              <w:rPr>
+                <w:rFonts w:ascii="Aptos" w:hAnsi="Aptos"/>
+                <w:b/>
+                <w:color w:val="4A5563"/>
+                <w:sz w:val="14"/>
+              </w:rPr>
+              <w:t>POR REPORTE</w:t>
+            </w:r>
+          </w:p>
+        </w:tc>
+        <w:tc>
+          <w:tcPr>
+            <w:tcW w:type="dxa" w:w="6350"/>
+            <w:vAlign w:val="center"/>
+            <w:shd w:fill="E8EDF2"/>
+            <w:tcBorders>
+              <w:top w:val="single" w:sz="8" w:space="0" w:color="283848"/>
+              <w:left w:val="single" w:sz="8" w:space="0" w:color="283848"/>
+              <w:bottom w:val="single" w:sz="8" w:space="0" w:color="283848"/>
+              <w:right w:val="single" w:sz="8" w:space="0" w:color="283848"/>
+            </w:tcBorders>
+            <w:tcMar>
+              <w:top w:w="70" w:type="dxa"/>
+              <w:start w:w="140" w:type="dxa"/>
+              <w:bottom w:w="70" w:type="dxa"/>
+              <w:end w:w="140" w:type="dxa"/>
+            </w:tcMar>
+          </w:tcPr>
+          <w:p>
+            <w:pPr>
+              <w:keepNext/>
+              <w:spacing w:after="0"/>
+              <w:jc w:val="center"/>
+            </w:pPr>
+            <w:r>
+              <w:rPr>
+                <w:b/>
+                <w:color w:val="283848"/>
+                <w:sz w:val="17"/>
+              </w:rPr>
+              <w:t>proyectos\&lt;nombre&gt;\apex_process.sql</w:t>
+            </w:r>
+          </w:p>
+          <w:p>
+            <w:pPr>
+              <w:keepNext/>
+              <w:spacing w:after="0"/>
+              <w:jc w:val="center"/>
+            </w:pPr>
+            <w:r>
+              <w:rPr>
+                <w:sz w:val="15"/>
+              </w:rPr>
+              <w:t>se pega en el proceso de descarga de su página</w:t>
+            </w:r>
+          </w:p>
+        </w:tc>
+      </w:tr>
+    </w:tbl>
+    <w:p>
+      <w:pPr>
+        <w:spacing w:before="60"/>
+        <w:jc w:val="center"/>
+      </w:pPr>
+      <w:r>
+        <w:rPr>
+          <w:i/>
+          <w:color w:val="4A5563"/>
+          <w:sz w:val="16"/>
+        </w:rPr>
+        <w:t>Figura 1. Qué se instala una vez y qué por reporte</w:t>
+      </w:r>
+    </w:p>
+    <w:p>
+      <w:pPr>
+        <w:pStyle w:val="Heading1"/>
+        <w:keepNext/>
+      </w:pPr>
+      <w:r>
+        <w:t>Modo simple: PKG_CORPORATE_REPORTS</w:t>
+      </w:r>
+    </w:p>
+    <w:p>
+      <w:pPr>
+        <w:pStyle w:val="Heading2"/>
         <w:keepNext/>
       </w:pPr>
       <w:r>
@@ -129,7 +1190,7 @@
     </w:p>
     <w:p>
       <w:pPr>
-        <w:pStyle w:val="Heading1"/>
+        <w:pStyle w:val="Heading2"/>
         <w:keepNext/>
       </w:pPr>
       <w:r>
@@ -204,7 +1265,7 @@
                 <w:color w:val="233648"/>
                 <w:sz w:val="16"/>
               </w:rPr>
-              <w:t>cd sql                       -- carpeta sql/ de este proyecto</w:t>
+              <w:t>cd sql/modo_simple           -- carpeta del motor del modo simple</w:t>
             </w:r>
             <w:r>
               <w:br/>
@@ -956,12 +2017,12 @@
           <w:color w:val="4A5563"/>
           <w:sz w:val="16"/>
         </w:rPr>
-        <w:t>Figura 1. Instalación y verificación del package</w:t>
+        <w:t>Figura 2. Instalación y verificación de PKG_CORPORATE_REPORTS</w:t>
       </w:r>
     </w:p>
     <w:p>
       <w:pPr>
-        <w:pStyle w:val="Heading1"/>
+        <w:pStyle w:val="Heading2"/>
         <w:keepNext/>
       </w:pPr>
       <w:r>
@@ -1214,7 +2275,7 @@
     </w:tbl>
     <w:p>
       <w:pPr>
-        <w:pStyle w:val="Heading1"/>
+        <w:pStyle w:val="Heading2"/>
         <w:keepNext/>
       </w:pPr>
       <w:r>
@@ -1485,18 +2546,7 @@
         <w:t xml:space="preserve">• </w:t>
       </w:r>
       <w:r>
-        <w:t xml:space="preserve">Fije </w:t>
-      </w:r>
-      <w:r>
-        <w:rPr>
-          <w:rFonts w:ascii="Consolas" w:hAnsi="Consolas"/>
-          <w:color w:val="233648"/>
-          <w:sz w:val="16"/>
-        </w:rPr>
-        <w:t>p_max_rows</w:t>
-      </w:r>
-      <w:r>
-        <w:t xml:space="preserve"> conforme al volumen aprobado. El límite técnico del paquete no sustituye límites funcionales más bajos.</w:t>
+        <w:t>El paquete no limita la cantidad de filas: exporta todo lo que devuelve la consulta. Revise los filtros de cada reporte antes de publicarlo.</w:t>
       </w:r>
     </w:p>
     <w:p>
@@ -1513,7 +2563,7 @@
     </w:p>
     <w:p>
       <w:pPr>
-        <w:pStyle w:val="Heading1"/>
+        <w:pStyle w:val="Heading2"/>
         <w:keepNext/>
       </w:pPr>
       <w:r>
@@ -1806,7 +2856,7 @@
     </w:p>
     <w:p>
       <w:pPr>
-        <w:pStyle w:val="Heading1"/>
+        <w:pStyle w:val="Heading2"/>
         <w:keepNext/>
       </w:pPr>
       <w:r>
@@ -2046,6 +3096,161 @@
       </w:r>
       <w:r>
         <w:t>.</w:t>
+      </w:r>
+    </w:p>
+    <w:p>
+      <w:pPr>
+        <w:pStyle w:val="Heading1"/>
+        <w:keepNext/>
+      </w:pPr>
+      <w:r>
+        <w:t>Modo layout: RPT_PDF y RPT_LAYOUT</w:t>
+      </w:r>
+    </w:p>
+    <w:p>
+      <w:r>
+        <w:t xml:space="preserve">Requisitos: Oracle Database 18c o superior (usa </w:t>
+      </w:r>
+      <w:r>
+        <w:rPr>
+          <w:rFonts w:ascii="Consolas" w:hAnsi="Consolas"/>
+          <w:color w:val="233648"/>
+          <w:sz w:val="16"/>
+        </w:rPr>
+        <w:t>JSON_OBJECT_T</w:t>
+      </w:r>
+      <w:r>
+        <w:t>) y el mismo parsing schema que los reportes. No necesita Java, servidores de impresión ni licencias.</w:t>
+      </w:r>
+    </w:p>
+    <w:p>
+      <w:r>
+        <w:t>Con SQLcl o SQL*Plus:</w:t>
+      </w:r>
+    </w:p>
+    <w:tbl>
+      <w:tblPr>
+        <w:tblW w:type="auto" w:w="0"/>
+        <w:jc w:val="center"/>
+        <w:tblLook w:firstColumn="1" w:firstRow="1" w:lastColumn="0" w:lastRow="0" w:noHBand="0" w:noVBand="1" w:val="04A0"/>
+      </w:tblPr>
+      <w:tblGrid>
+        <w:gridCol w:w="9972"/>
+      </w:tblGrid>
+      <w:tr>
+        <w:tc>
+          <w:tcPr>
+            <w:tcW w:type="dxa" w:w="9972"/>
+            <w:shd w:fill="F5F7F9"/>
+            <w:tcMar>
+              <w:top w:w="100" w:type="dxa"/>
+              <w:start w:w="140" w:type="dxa"/>
+              <w:bottom w:w="100" w:type="dxa"/>
+              <w:end w:w="140" w:type="dxa"/>
+            </w:tcMar>
+          </w:tcPr>
+          <w:p>
+            <w:pPr>
+              <w:keepLines/>
+              <w:spacing w:after="0"/>
+            </w:pPr>
+            <w:r>
+              <w:rPr>
+                <w:rFonts w:ascii="Consolas" w:hAnsi="Consolas"/>
+                <w:color w:val="233648"/>
+                <w:sz w:val="16"/>
+              </w:rPr>
+              <w:t>cd sql/modo_layout</w:t>
+            </w:r>
+            <w:r>
+              <w:br/>
+            </w:r>
+            <w:r>
+              <w:rPr>
+                <w:rFonts w:ascii="Consolas" w:hAnsi="Consolas"/>
+                <w:color w:val="233648"/>
+                <w:sz w:val="16"/>
+              </w:rPr>
+              <w:t>@install.sql                 -- RPT_PDF y RPT_LAYOUT, y muestra su estado</w:t>
+            </w:r>
+          </w:p>
+        </w:tc>
+      </w:tr>
+    </w:tbl>
+    <w:p>
+      <w:r>
+        <w:t xml:space="preserve">Desde SQL Workshop &gt; SQL Scripts, suba y ejecute en este orden: </w:t>
+      </w:r>
+      <w:r>
+        <w:rPr>
+          <w:rFonts w:ascii="Consolas" w:hAnsi="Consolas"/>
+          <w:color w:val="233648"/>
+          <w:sz w:val="16"/>
+        </w:rPr>
+        <w:t>rpt_pdf.pks</w:t>
+      </w:r>
+      <w:r>
+        <w:t xml:space="preserve">, </w:t>
+      </w:r>
+      <w:r>
+        <w:rPr>
+          <w:rFonts w:ascii="Consolas" w:hAnsi="Consolas"/>
+          <w:color w:val="233648"/>
+          <w:sz w:val="16"/>
+        </w:rPr>
+        <w:t>rpt_pdf.pkb</w:t>
+      </w:r>
+      <w:r>
+        <w:t xml:space="preserve">, </w:t>
+      </w:r>
+      <w:r>
+        <w:rPr>
+          <w:rFonts w:ascii="Consolas" w:hAnsi="Consolas"/>
+          <w:color w:val="233648"/>
+          <w:sz w:val="16"/>
+        </w:rPr>
+        <w:t>rpt_layout.pks</w:t>
+      </w:r>
+      <w:r>
+        <w:t xml:space="preserve"> y </w:t>
+      </w:r>
+      <w:r>
+        <w:rPr>
+          <w:rFonts w:ascii="Consolas" w:hAnsi="Consolas"/>
+          <w:color w:val="233648"/>
+          <w:sz w:val="16"/>
+        </w:rPr>
+        <w:t>rpt_layout.pkb</w:t>
+      </w:r>
+      <w:r>
+        <w:t>. Compruebe en Object Browser que los dos packages están VALID.</w:t>
+      </w:r>
+    </w:p>
+    <w:p>
+      <w:r>
+        <w:t xml:space="preserve">Después, por cada reporte del modo layout, ejecute su </w:t>
+      </w:r>
+      <w:r>
+        <w:rPr>
+          <w:rFonts w:ascii="Consolas" w:hAnsi="Consolas"/>
+          <w:color w:val="233648"/>
+          <w:sz w:val="16"/>
+        </w:rPr>
+        <w:t>proyectos\&lt;nombre&gt;\rpt_&lt;nombre&gt;.sql</w:t>
+      </w:r>
+      <w:r>
+        <w:t xml:space="preserve"> y pegue su </w:t>
+      </w:r>
+      <w:r>
+        <w:rPr>
+          <w:rFonts w:ascii="Consolas" w:hAnsi="Consolas"/>
+          <w:color w:val="233648"/>
+          <w:sz w:val="16"/>
+        </w:rPr>
+        <w:t>apex_process.sql</w:t>
+      </w:r>
+      <w:r>
+        <w:t xml:space="preserve"> en la página (Manual de uso, sección 13.3).</w:t>
       </w:r>
     </w:p>
     <w:sectPr>
